--- a/src/OptiPaie.Desktop/Assets/AtsDrtTemplates/DRT_Template_FR.docx
+++ b/src/OptiPaie.Desktop/Assets/AtsDrtTemplates/DRT_Template_FR.docx
@@ -79,7 +79,7 @@
             <v:stroke joinstyle="miter"/>
             <v:path gradientshapeok="t" o:connecttype="rect"/>
           </v:shapetype>
-          <v:shape id="_x0000_s1057" type="#_x0000_t202" style="position:absolute;margin-left:145pt;margin-top:225pt;width:118pt;height:18pt;z-index:1;mso-position-horizontal-relative:page;mso-position-vertical-relative:page" filled="f" stroked="f" strokecolor="#5a5a5a">
+          <v:shape id="_x0000_s1057" type="#_x0000_t202" style="position:absolute;margin-left:145pt;margin-top:230pt;width:118pt;height:18pt;z-index:1;mso-position-horizontal-relative:page;mso-position-vertical-relative:page" filled="f" stroked="f" strokecolor="#5a5a5a">
             <v:textbox style="mso-next-textbox:#_x0000_s1057">
               <w:txbxContent>
                 <w:p>
@@ -116,7 +116,7 @@
           <w:noProof/>
         </w:rPr>
         <w:pict w14:anchorId="1004F4F2">
-          <v:shape id="_x0000_s1073" type="#_x0000_t202" style="position:absolute;margin-left:158pt;margin-top:243pt;width:110pt;height:18pt;z-index:8;mso-position-horizontal-relative:page;mso-position-vertical-relative:page" filled="f" stroked="f" strokecolor="#404040">
+          <v:shape id="_x0000_s1073" type="#_x0000_t202" style="position:absolute;margin-left:158pt;margin-top:248pt;width:110pt;height:18pt;z-index:8;mso-position-horizontal-relative:page;mso-position-vertical-relative:page" filled="f" stroked="f" strokecolor="#404040">
             <v:textbox style="mso-next-textbox:#_x0000_s1073">
               <w:txbxContent>
                 <w:p>
@@ -182,7 +182,7 @@
           <w:noProof/>
         </w:rPr>
         <w:pict w14:anchorId="1004F4F2">
-          <v:shape id="_x0000_s1060" type="#_x0000_t202" style="position:absolute;margin-left:195pt;margin-top:261pt;width:100pt;height:18pt;z-index:4;mso-position-horizontal-relative:page;mso-position-vertical-relative:page" filled="f" stroked="f" strokecolor="#5a5a5a">
+          <v:shape id="_x0000_s1060" type="#_x0000_t202" style="position:absolute;margin-left:126pt;margin-top:263pt;width:100pt;height:18pt;z-index:4;mso-position-horizontal-relative:page;mso-position-vertical-relative:page" filled="f" stroked="f" strokecolor="#5a5a5a">
             <v:textbox style="mso-next-textbox:#_x0000_s1060">
               <w:txbxContent>
                 <w:p>
@@ -245,7 +245,7 @@
           <w:noProof/>
         </w:rPr>
         <w:pict w14:anchorId="1004F4F2">
-          <v:shape id="_x0000_s1065" type="#_x0000_t202" style="position:absolute;margin-left:200pt;margin-top:281pt;width:108pt;height:18pt;z-index:6;mso-position-horizontal-relative:page;mso-position-vertical-relative:page" filled="f" stroked="f" strokecolor="#404040">
+          <v:shape id="_x0000_s1065" type="#_x0000_t202" style="position:absolute;margin-left:186pt;margin-top:283pt;width:108pt;height:18pt;z-index:6;mso-position-horizontal-relative:page;mso-position-vertical-relative:page" filled="f" stroked="f" strokecolor="#404040">
             <v:textbox style="mso-next-textbox:#_x0000_s1065">
               <w:txbxContent>
                 <w:p>
@@ -276,7 +276,7 @@
           <w:noProof/>
         </w:rPr>
         <w:pict w14:anchorId="1004F4F2">
-          <v:shape id="_x0000_s1066" type="#_x0000_t202" style="position:absolute;margin-left:332pt;margin-top:301pt;width:90pt;height:18pt;z-index:7;mso-position-horizontal-relative:page;mso-position-vertical-relative:page" filled="f" stroked="f" strokecolor="#5a5a5a">
+          <v:shape id="_x0000_s1066" type="#_x0000_t202" style="position:absolute;margin-left:333pt;margin-top:303pt;width:90pt;height:18pt;z-index:7;mso-position-horizontal-relative:page;mso-position-vertical-relative:page" filled="f" stroked="f" strokecolor="#5a5a5a">
             <v:textbox style="mso-next-textbox:#_x0000_s1066">
               <w:txbxContent>
                 <w:p>
@@ -307,12 +307,12 @@
           <w:noProof/>
         </w:rPr>
         <w:pict w14:anchorId="1004F4F2">
-          <v:shape id="_x0000_s1079" type="#_x0000_t202" style="position:absolute;margin-left:181pt;margin-top:300pt;width:16pt;height:18pt;z-index:11;mso-position-horizontal-relative:page;mso-position-vertical-relative:page" filled="f" stroked="f" strokecolor="#5a5a5a">
-            <v:textbox style="mso-next-textbox:#_x0000_s1079">
-              <w:txbxContent>
-                <w:p>
-                  <w:pPr>
-                    <w:jc w:val="left"/>
+          <v:shape id="_x0000_s1079" type="#_x0000_t202" style="position:absolute;margin-left:189pt;margin-top:302pt;width:16pt;height:18pt;z-index:11;mso-position-horizontal-relative:page;mso-position-vertical-relative:page" filled="f" stroked="f" strokecolor="#5a5a5a">
+            <v:textbox style="v-text-anchor:middle;mso-next-textbox:#_x0000_s1079">
+              <w:txbxContent>
+                <w:p>
+                  <w:pPr>
+                    <w:jc w:val="center"/>
                     <w:rPr>
                       <w:rFonts w:ascii="Arial" w:hAnsi="Arial" w:cs="Arial"/>
                       <w:b/>
@@ -339,7 +339,7 @@
           <w:noProof/>
         </w:rPr>
         <w:pict w14:anchorId="1004F4F2">
-          <v:shape id="_x0000_s1064" type="#_x0000_t202" style="position:absolute;margin-left:332pt;margin-top:320pt;width:90pt;height:18pt;z-index:5;mso-position-horizontal-relative:page;mso-position-vertical-relative:page" filled="f" stroked="f" strokecolor="#404040">
+          <v:shape id="_x0000_s1064" type="#_x0000_t202" style="position:absolute;margin-left:333pt;margin-top:321pt;width:90pt;height:18pt;z-index:5;mso-position-horizontal-relative:page;mso-position-vertical-relative:page" filled="f" stroked="f" strokecolor="#404040">
             <v:textbox style="mso-next-textbox:#_x0000_s1064">
               <w:txbxContent>
                 <w:p>
@@ -368,12 +368,12 @@
           <w:noProof/>
         </w:rPr>
         <w:pict w14:anchorId="1004F4F2">
-          <v:shape id="_x0000_s1080" type="#_x0000_t202" style="position:absolute;margin-left:181pt;margin-top:321pt;width:16pt;height:18pt;z-index:12;mso-position-horizontal-relative:page;mso-position-vertical-relative:page" filled="f" stroked="f" strokecolor="#5a5a5a">
-            <v:textbox style="mso-next-textbox:#_x0000_s1080">
-              <w:txbxContent>
-                <w:p>
-                  <w:pPr>
-                    <w:jc w:val="left"/>
+          <v:shape id="_x0000_s1080" type="#_x0000_t202" style="position:absolute;margin-left:189pt;margin-top:322pt;width:16pt;height:18pt;z-index:12;mso-position-horizontal-relative:page;mso-position-vertical-relative:page" filled="f" stroked="f" strokecolor="#5a5a5a">
+            <v:textbox style="v-text-anchor:middle;mso-next-textbox:#_x0000_s1080">
+              <w:txbxContent>
+                <w:p>
+                  <w:pPr>
+                    <w:jc w:val="center"/>
                     <w:rPr>
                       <w:rFonts w:ascii="Arial" w:hAnsi="Arial" w:cs="Arial"/>
                       <w:b/>
@@ -644,7 +644,7 @@
           <w:noProof/>
         </w:rPr>
         <w:pict w14:anchorId="1004F4F2">
-          <v:shape id="_x0000_s1082" type="#_x0000_t202" style="position:absolute;margin-left:145pt;margin-top:489pt;width:118pt;height:18pt;z-index:13;mso-position-horizontal-relative:page;mso-position-vertical-relative:page" filled="f" stroked="f" strokecolor="#5a5a5a">
+          <v:shape id="_x0000_s1082" type="#_x0000_t202" style="position:absolute;margin-left:145pt;margin-top:494pt;width:118pt;height:18pt;z-index:13;mso-position-horizontal-relative:page;mso-position-vertical-relative:page" filled="f" stroked="f" strokecolor="#5a5a5a">
             <v:textbox style="mso-next-textbox:#_x0000_s1082">
               <w:txbxContent>
                 <w:p>
@@ -677,7 +677,7 @@
           <w:noProof/>
         </w:rPr>
         <w:pict w14:anchorId="1004F4F2">
-          <v:shape id="_x0000_s1083" type="#_x0000_t202" style="position:absolute;margin-left:158pt;margin-top:516pt;width:110pt;height:18pt;z-index:14;mso-position-horizontal-relative:page;mso-position-vertical-relative:page" filled="f" stroked="f" strokecolor="#404040">
+          <v:shape id="_x0000_s1083" type="#_x0000_t202" style="position:absolute;margin-left:158pt;margin-top:521pt;width:110pt;height:18pt;z-index:14;mso-position-horizontal-relative:page;mso-position-vertical-relative:page" filled="f" stroked="f" strokecolor="#404040">
             <v:textbox style="mso-next-textbox:#_x0000_s1083">
               <w:txbxContent>
                 <w:p>
